--- a/briefings/线口监测午报-2026-09-14.docx
+++ b/briefings/线口监测午报-2026-09-14.docx
@@ -22,7 +22,7 @@
           <w:color w:val="888888"/>
           <w:sz w:val="18"/>
         </w:rPr>
-        <w:t>监测窗口:近48小时 | 生成时间:2026-09-14 13:01</w:t>
+        <w:t>监测窗口:近48小时 | 生成时间:2026-09-14 14:20</w:t>
       </w:r>
     </w:p>
     <w:p>
@@ -70,7 +70,160 @@
           <w:color w:val="888888"/>
           <w:sz w:val="24"/>
         </w:rPr>
-        <w:t>苹果优质售后新案例：免费为 6 年旧款 MacBook Air 升级 M5 新款</w:t>
+        <w:t>努比亚 NaviX Ultra 新机官宣搭载行业首个集成指纹识别独立 AI 按键</w:t>
+      </w:r>
+    </w:p>
+    <w:p>
+      <w:r>
+        <w:rPr>
+          <w:rFonts w:ascii="Times New Roman" w:hAnsi="Times New Roman" w:eastAsia="宋体"/>
+          <w:color w:val="888888"/>
+          <w:sz w:val="18"/>
+        </w:rPr>
+        <w:t>来源:IT之家 | 时间:09-14 14:05</w:t>
+      </w:r>
+    </w:p>
+    <w:p>
+      <w:r>
+        <w:rPr>
+          <w:rFonts w:ascii="Times New Roman" w:hAnsi="Times New Roman" w:eastAsia="宋体"/>
+          <w:sz w:val="18"/>
+        </w:rPr>
+        <w:t>链接:</w:t>
+      </w:r>
+      <w:hyperlink r:id="rId9">
+        <w:r>
+          <w:rPr>
+            <w:color w:val="0563C1"/>
+            <w:u w:val="single"/>
+          </w:rPr>
+          <w:t>努比亚 NaviX Ultra 新机官宣搭载行业首个集成指纹识别独立 AI 按键</w:t>
+        </w:r>
+      </w:hyperlink>
+    </w:p>
+    <w:p>
+      <w:pPr>
+        <w:pStyle w:val="Heading3"/>
+      </w:pPr>
+      <w:r>
+        <w:rPr>
+          <w:rFonts w:ascii="Times New Roman" w:hAnsi="Times New Roman" w:eastAsia="黑体"/>
+          <w:b w:val="0"/>
+          <w:color w:val="888888"/>
+          <w:sz w:val="24"/>
+        </w:rPr>
+        <w:t>【C级·参考】</w:t>
+      </w:r>
+      <w:r>
+        <w:rPr>
+          <w:rFonts w:ascii="Times New Roman" w:hAnsi="Times New Roman" w:eastAsia="黑体"/>
+          <w:b w:val="0"/>
+          <w:color w:val="888888"/>
+          <w:sz w:val="24"/>
+        </w:rPr>
+        <w:t>芯片新创 Kepler 亮相：利用 FeRAM 与 3D 堆叠突破 AI 内存瓶颈</w:t>
+      </w:r>
+    </w:p>
+    <w:p>
+      <w:r>
+        <w:rPr>
+          <w:rFonts w:ascii="Times New Roman" w:hAnsi="Times New Roman" w:eastAsia="宋体"/>
+          <w:color w:val="888888"/>
+          <w:sz w:val="18"/>
+        </w:rPr>
+        <w:t>来源:IT之家 | 时间:09-14 13:49</w:t>
+      </w:r>
+    </w:p>
+    <w:p>
+      <w:r>
+        <w:rPr>
+          <w:rFonts w:ascii="Times New Roman" w:hAnsi="Times New Roman" w:eastAsia="宋体"/>
+          <w:sz w:val="18"/>
+        </w:rPr>
+        <w:t>链接:</w:t>
+      </w:r>
+      <w:hyperlink r:id="rId10">
+        <w:r>
+          <w:rPr>
+            <w:color w:val="0563C1"/>
+            <w:u w:val="single"/>
+          </w:rPr>
+          <w:t>芯片新创 Kepler 亮相：利用 FeRAM 与 3D 堆叠突破 AI 内存瓶颈</w:t>
+        </w:r>
+      </w:hyperlink>
+    </w:p>
+    <w:p>
+      <w:pPr>
+        <w:pStyle w:val="Heading3"/>
+      </w:pPr>
+      <w:r>
+        <w:rPr>
+          <w:rFonts w:ascii="Times New Roman" w:hAnsi="Times New Roman" w:eastAsia="黑体"/>
+          <w:b w:val="0"/>
+          <w:color w:val="888888"/>
+          <w:sz w:val="24"/>
+        </w:rPr>
+        <w:t>【C级·参考】</w:t>
+      </w:r>
+      <w:r>
+        <w:rPr>
+          <w:rFonts w:ascii="Times New Roman" w:hAnsi="Times New Roman" w:eastAsia="黑体"/>
+          <w:b w:val="0"/>
+          <w:color w:val="888888"/>
+          <w:sz w:val="24"/>
+        </w:rPr>
+        <w:t>美国新提案遏制前沿 AI 发展，违规实体 / 开发者最高监禁 20 年</w:t>
+      </w:r>
+    </w:p>
+    <w:p>
+      <w:r>
+        <w:rPr>
+          <w:rFonts w:ascii="Times New Roman" w:hAnsi="Times New Roman" w:eastAsia="宋体"/>
+          <w:color w:val="888888"/>
+          <w:sz w:val="18"/>
+        </w:rPr>
+        <w:t>来源:IT之家 | 时间:09-14 13:10</w:t>
+      </w:r>
+    </w:p>
+    <w:p>
+      <w:r>
+        <w:rPr>
+          <w:rFonts w:ascii="Times New Roman" w:hAnsi="Times New Roman" w:eastAsia="宋体"/>
+          <w:sz w:val="18"/>
+        </w:rPr>
+        <w:t>链接:</w:t>
+      </w:r>
+      <w:hyperlink r:id="rId11">
+        <w:r>
+          <w:rPr>
+            <w:color w:val="0563C1"/>
+            <w:u w:val="single"/>
+          </w:rPr>
+          <w:t>美国新提案遏制前沿 AI 发展，违规实体 / 开发者最高监禁 20 年</w:t>
+        </w:r>
+      </w:hyperlink>
+    </w:p>
+    <w:p>
+      <w:pPr>
+        <w:pStyle w:val="Heading3"/>
+      </w:pPr>
+      <w:r>
+        <w:rPr>
+          <w:rFonts w:ascii="Times New Roman" w:hAnsi="Times New Roman" w:eastAsia="黑体"/>
+          <w:b w:val="0"/>
+          <w:color w:val="888888"/>
+          <w:sz w:val="24"/>
+        </w:rPr>
+        <w:t>【C级·参考】</w:t>
+      </w:r>
+      <w:r>
+        <w:rPr>
+          <w:rFonts w:ascii="Times New Roman" w:hAnsi="Times New Roman" w:eastAsia="黑体"/>
+          <w:b w:val="0"/>
+          <w:color w:val="888888"/>
+          <w:sz w:val="24"/>
+        </w:rPr>
+        <w:t>苹果优质售后新案例：“免费”为 6 年旧款 MacBook Air 升级 M5 新款</w:t>
       </w:r>
     </w:p>
     <w:p>
@@ -91,13 +244,13 @@
         </w:rPr>
         <w:t>链接:</w:t>
       </w:r>
-      <w:hyperlink r:id="rId9">
+      <w:hyperlink r:id="rId12">
         <w:r>
           <w:rPr>
             <w:color w:val="0563C1"/>
             <w:u w:val="single"/>
           </w:rPr>
-          <w:t>苹果优质售后新案例：免费为 6 年旧款 MacBook Air 升级 M5 新款</w:t>
+          <w:t>苹果优质售后新案例：“免费”为 6 年旧款 MacBook Air 升级 M5 新款</w:t>
         </w:r>
       </w:hyperlink>
     </w:p>
@@ -142,7 +295,7 @@
         </w:rPr>
         <w:t>链接:</w:t>
       </w:r>
-      <w:hyperlink r:id="rId10">
+      <w:hyperlink r:id="rId13">
         <w:r>
           <w:rPr>
             <w:color w:val="0563C1"/>
@@ -193,7 +346,7 @@
         </w:rPr>
         <w:t>链接:</w:t>
       </w:r>
-      <w:hyperlink r:id="rId11">
+      <w:hyperlink r:id="rId14">
         <w:r>
           <w:rPr>
             <w:color w:val="0563C1"/>
@@ -244,7 +397,7 @@
         </w:rPr>
         <w:t>链接:</w:t>
       </w:r>
-      <w:hyperlink r:id="rId12">
+      <w:hyperlink r:id="rId15">
         <w:r>
           <w:rPr>
             <w:color w:val="0563C1"/>
@@ -295,7 +448,7 @@
         </w:rPr>
         <w:t>链接:</w:t>
       </w:r>
-      <w:hyperlink r:id="rId13">
+      <w:hyperlink r:id="rId16">
         <w:r>
           <w:rPr>
             <w:color w:val="0563C1"/>
@@ -346,7 +499,7 @@
         </w:rPr>
         <w:t>链接:</w:t>
       </w:r>
-      <w:hyperlink r:id="rId14">
+      <w:hyperlink r:id="rId17">
         <w:r>
           <w:rPr>
             <w:color w:val="0563C1"/>
@@ -376,7 +529,7 @@
           <w:color w:val="888888"/>
           <w:sz w:val="24"/>
         </w:rPr>
-        <w:t>谷歌云：两年即可回收 AI 服务器投资，自研芯片回收期仅为 GPU 一半</w:t>
+        <w:t>The case against JPEG XL</w:t>
       </w:r>
     </w:p>
     <w:p>
@@ -386,7 +539,7 @@
           <w:color w:val="888888"/>
           <w:sz w:val="18"/>
         </w:rPr>
-        <w:t>来源:IT之家 | 时间:09-14 09:38</w:t>
+        <w:t>来源:Hacker News | 时间:09-14 09:02</w:t>
       </w:r>
     </w:p>
     <w:p>
@@ -397,13 +550,13 @@
         </w:rPr>
         <w:t>链接:</w:t>
       </w:r>
-      <w:hyperlink r:id="rId15">
+      <w:hyperlink r:id="rId18">
         <w:r>
           <w:rPr>
             <w:color w:val="0563C1"/>
             <w:u w:val="single"/>
           </w:rPr>
-          <w:t>谷歌云：两年即可回收 AI 服务器投资，自研芯片回收期仅为 GPU 一半</w:t>
+          <w:t>The case against JPEG XL</w:t>
         </w:r>
       </w:hyperlink>
     </w:p>
@@ -427,7 +580,7 @@
           <w:color w:val="888888"/>
           <w:sz w:val="24"/>
         </w:rPr>
-        <w:t>苹果 iOS 27 正式版前瞻：升级 Siri AI、优化液态玻璃设计、隔空投送提速 80%</w:t>
+        <w:t>“变态眼镜”引欧洲激烈博弈：AI智能眼镜偷拍风险触发监管呼吁</w:t>
       </w:r>
     </w:p>
     <w:p>
@@ -437,7 +590,7 @@
           <w:color w:val="888888"/>
           <w:sz w:val="18"/>
         </w:rPr>
-        <w:t>来源:IT之家 | 时间:09-14 09:29</w:t>
+        <w:t>来源:Bing新闻 | 时间:09-14 01:45</w:t>
       </w:r>
     </w:p>
     <w:p>
@@ -448,13 +601,13 @@
         </w:rPr>
         <w:t>链接:</w:t>
       </w:r>
-      <w:hyperlink r:id="rId16">
+      <w:hyperlink r:id="rId19">
         <w:r>
           <w:rPr>
             <w:color w:val="0563C1"/>
             <w:u w:val="single"/>
           </w:rPr>
-          <w:t>苹果 iOS 27 正式版前瞻：升级 Siri AI、优化液态玻璃设计、隔空投送提速 80%</w:t>
+          <w:t>“变态眼镜”引欧洲激烈博弈：AI智能眼镜偷拍风险触发监管呼吁</w:t>
         </w:r>
       </w:hyperlink>
     </w:p>
@@ -499,7 +652,7 @@
         </w:rPr>
         <w:t>链接:</w:t>
       </w:r>
-      <w:hyperlink r:id="rId17">
+      <w:hyperlink r:id="rId20">
         <w:r>
           <w:rPr>
             <w:color w:val="0563C1"/>
@@ -550,7 +703,7 @@
         </w:rPr>
         <w:t>链接:</w:t>
       </w:r>
-      <w:hyperlink r:id="rId18">
+      <w:hyperlink r:id="rId21">
         <w:r>
           <w:rPr>
             <w:color w:val="0563C1"/>
@@ -601,7 +754,7 @@
         </w:rPr>
         <w:t>链接:</w:t>
       </w:r>
-      <w:hyperlink r:id="rId19">
+      <w:hyperlink r:id="rId22">
         <w:r>
           <w:rPr>
             <w:color w:val="0563C1"/>
@@ -652,7 +805,7 @@
         </w:rPr>
         <w:t>链接:</w:t>
       </w:r>
-      <w:hyperlink r:id="rId20">
+      <w:hyperlink r:id="rId23">
         <w:r>
           <w:rPr>
             <w:color w:val="0563C1"/>
@@ -711,6 +864,108 @@
           <w:color w:val="888888"/>
           <w:sz w:val="24"/>
         </w:rPr>
+        <w:t>奇瑞捷豹路虎神行者 8 官宣 9 月 19 日全国交付：华为乾崑智驾 ADS 5，28.99 万元起</w:t>
+      </w:r>
+    </w:p>
+    <w:p>
+      <w:r>
+        <w:rPr>
+          <w:rFonts w:ascii="Times New Roman" w:hAnsi="Times New Roman" w:eastAsia="宋体"/>
+          <w:color w:val="888888"/>
+          <w:sz w:val="18"/>
+        </w:rPr>
+        <w:t>来源:IT之家 | 时间:09-14 13:12</w:t>
+      </w:r>
+    </w:p>
+    <w:p>
+      <w:r>
+        <w:rPr>
+          <w:rFonts w:ascii="Times New Roman" w:hAnsi="Times New Roman" w:eastAsia="宋体"/>
+          <w:sz w:val="18"/>
+        </w:rPr>
+        <w:t>链接:</w:t>
+      </w:r>
+      <w:hyperlink r:id="rId24">
+        <w:r>
+          <w:rPr>
+            <w:color w:val="0563C1"/>
+            <w:u w:val="single"/>
+          </w:rPr>
+          <w:t>奇瑞捷豹路虎神行者 8 官宣 9 月 19 日全国交付：华为乾崑智驾 ADS 5，28.99 万元起</w:t>
+        </w:r>
+      </w:hyperlink>
+    </w:p>
+    <w:p>
+      <w:pPr>
+        <w:pStyle w:val="Heading3"/>
+      </w:pPr>
+      <w:r>
+        <w:rPr>
+          <w:rFonts w:ascii="Times New Roman" w:hAnsi="Times New Roman" w:eastAsia="黑体"/>
+          <w:b w:val="0"/>
+          <w:color w:val="888888"/>
+          <w:sz w:val="24"/>
+        </w:rPr>
+        <w:t>【C级·参考】</w:t>
+      </w:r>
+      <w:r>
+        <w:rPr>
+          <w:rFonts w:ascii="Times New Roman" w:hAnsi="Times New Roman" w:eastAsia="黑体"/>
+          <w:b w:val="0"/>
+          <w:color w:val="888888"/>
+          <w:sz w:val="24"/>
+        </w:rPr>
+        <w:t>十万级唯一华为乾崑智驾 ADS 5 SE，东风风行星海 V6 新车定档 9 月 19 日上市</w:t>
+      </w:r>
+    </w:p>
+    <w:p>
+      <w:r>
+        <w:rPr>
+          <w:rFonts w:ascii="Times New Roman" w:hAnsi="Times New Roman" w:eastAsia="宋体"/>
+          <w:color w:val="888888"/>
+          <w:sz w:val="18"/>
+        </w:rPr>
+        <w:t>来源:IT之家 | 时间:09-14 13:05</w:t>
+      </w:r>
+    </w:p>
+    <w:p>
+      <w:r>
+        <w:rPr>
+          <w:rFonts w:ascii="Times New Roman" w:hAnsi="Times New Roman" w:eastAsia="宋体"/>
+          <w:sz w:val="18"/>
+        </w:rPr>
+        <w:t>链接:</w:t>
+      </w:r>
+      <w:hyperlink r:id="rId25">
+        <w:r>
+          <w:rPr>
+            <w:color w:val="0563C1"/>
+            <w:u w:val="single"/>
+          </w:rPr>
+          <w:t>十万级唯一华为乾崑智驾 ADS 5 SE，东风风行星海 V6 新车定档 9 月 19 日上市</w:t>
+        </w:r>
+      </w:hyperlink>
+    </w:p>
+    <w:p>
+      <w:pPr>
+        <w:pStyle w:val="Heading3"/>
+      </w:pPr>
+      <w:r>
+        <w:rPr>
+          <w:rFonts w:ascii="Times New Roman" w:hAnsi="Times New Roman" w:eastAsia="黑体"/>
+          <w:b w:val="0"/>
+          <w:color w:val="888888"/>
+          <w:sz w:val="24"/>
+        </w:rPr>
+        <w:t>【C级·参考】</w:t>
+      </w:r>
+      <w:r>
+        <w:rPr>
+          <w:rFonts w:ascii="Times New Roman" w:hAnsi="Times New Roman" w:eastAsia="黑体"/>
+          <w:b w:val="0"/>
+          <w:color w:val="888888"/>
+          <w:sz w:val="24"/>
+        </w:rPr>
         <w:t>近距离看赛博无人驾驶电动车，特斯拉 Cybercab 官宣入华展览</w:t>
       </w:r>
     </w:p>
@@ -732,7 +987,7 @@
         </w:rPr>
         <w:t>链接:</w:t>
       </w:r>
-      <w:hyperlink r:id="rId21">
+      <w:hyperlink r:id="rId26">
         <w:r>
           <w:rPr>
             <w:color w:val="0563C1"/>
@@ -812,7 +1067,7 @@
         </w:rPr>
         <w:t>链接:</w:t>
       </w:r>
-      <w:hyperlink r:id="rId22">
+      <w:hyperlink r:id="rId27">
         <w:r>
           <w:rPr>
             <w:color w:val="0563C1"/>
@@ -863,7 +1118,7 @@
         </w:rPr>
         <w:t>链接:</w:t>
       </w:r>
-      <w:hyperlink r:id="rId23">
+      <w:hyperlink r:id="rId28">
         <w:r>
           <w:rPr>
             <w:color w:val="0563C1"/>
@@ -914,7 +1169,7 @@
         </w:rPr>
         <w:t>链接:</w:t>
       </w:r>
-      <w:hyperlink r:id="rId24">
+      <w:hyperlink r:id="rId29">
         <w:r>
           <w:rPr>
             <w:color w:val="0563C1"/>
@@ -965,7 +1220,7 @@
         </w:rPr>
         <w:t>链接:</w:t>
       </w:r>
-      <w:hyperlink r:id="rId25">
+      <w:hyperlink r:id="rId30">
         <w:r>
           <w:rPr>
             <w:color w:val="0563C1"/>
@@ -1016,64 +1271,13 @@
         </w:rPr>
         <w:t>链接:</w:t>
       </w:r>
-      <w:hyperlink r:id="rId26">
+      <w:hyperlink r:id="rId31">
         <w:r>
           <w:rPr>
             <w:color w:val="0563C1"/>
             <w:u w:val="single"/>
           </w:rPr>
           <w:t>游戏圈天价离婚案：《穿越火线》开发商老板“分割财产”，前妻获得127亿元</w:t>
-        </w:r>
-      </w:hyperlink>
-    </w:p>
-    <w:p>
-      <w:pPr>
-        <w:pStyle w:val="Heading3"/>
-      </w:pPr>
-      <w:r>
-        <w:rPr>
-          <w:rFonts w:ascii="Times New Roman" w:hAnsi="Times New Roman" w:eastAsia="黑体"/>
-          <w:b w:val="0"/>
-          <w:color w:val="888888"/>
-          <w:sz w:val="24"/>
-        </w:rPr>
-        <w:t>【C级·参考】</w:t>
-      </w:r>
-      <w:r>
-        <w:rPr>
-          <w:rFonts w:ascii="Times New Roman" w:hAnsi="Times New Roman" w:eastAsia="黑体"/>
-          <w:b w:val="0"/>
-          <w:color w:val="888888"/>
-          <w:sz w:val="24"/>
-        </w:rPr>
-        <w:t>亚马逊官网泄露 PS5 版《索尼克赛车：交叉世界》1 周年版实体游戏详细信息：11 月 3 日发售，54.99 欧元</w:t>
-      </w:r>
-    </w:p>
-    <w:p>
-      <w:r>
-        <w:rPr>
-          <w:rFonts w:ascii="Times New Roman" w:hAnsi="Times New Roman" w:eastAsia="宋体"/>
-          <w:color w:val="888888"/>
-          <w:sz w:val="18"/>
-        </w:rPr>
-        <w:t>来源:IT之家 | 时间:09-14 09:52</w:t>
-      </w:r>
-    </w:p>
-    <w:p>
-      <w:r>
-        <w:rPr>
-          <w:rFonts w:ascii="Times New Roman" w:hAnsi="Times New Roman" w:eastAsia="宋体"/>
-          <w:sz w:val="18"/>
-        </w:rPr>
-        <w:t>链接:</w:t>
-      </w:r>
-      <w:hyperlink r:id="rId27">
-        <w:r>
-          <w:rPr>
-            <w:color w:val="0563C1"/>
-            <w:u w:val="single"/>
-          </w:rPr>
-          <w:t>亚马逊官网泄露 PS5 版《索尼克赛车：交叉世界》1 周年版实体游戏详细信息：11 月 3 日发售，54.99 欧元</w:t>
         </w:r>
       </w:hyperlink>
     </w:p>
@@ -1118,7 +1322,7 @@
         </w:rPr>
         <w:t>链接:</w:t>
       </w:r>
-      <w:hyperlink r:id="rId28">
+      <w:hyperlink r:id="rId32">
         <w:r>
           <w:rPr>
             <w:color w:val="0563C1"/>
@@ -1169,7 +1373,7 @@
         </w:rPr>
         <w:t>链接:</w:t>
       </w:r>
-      <w:hyperlink r:id="rId29">
+      <w:hyperlink r:id="rId33">
         <w:r>
           <w:rPr>
             <w:color w:val="0563C1"/>
@@ -1192,9 +1396,55 @@
       </w:r>
     </w:p>
     <w:p>
+      <w:pPr>
+        <w:pStyle w:val="Heading3"/>
+      </w:pPr>
       <w:r>
-        <w:t>本线口暂无重要更新</w:t>
+        <w:rPr>
+          <w:rFonts w:ascii="Times New Roman" w:hAnsi="Times New Roman" w:eastAsia="黑体"/>
+          <w:b w:val="0"/>
+          <w:color w:val="888888"/>
+          <w:sz w:val="24"/>
+        </w:rPr>
+        <w:t>【C级·参考】</w:t>
       </w:r>
+      <w:r>
+        <w:rPr>
+          <w:rFonts w:ascii="Times New Roman" w:hAnsi="Times New Roman" w:eastAsia="黑体"/>
+          <w:b w:val="0"/>
+          <w:color w:val="888888"/>
+          <w:sz w:val="24"/>
+        </w:rPr>
+        <w:t>机械革命苍龙 16 Ultra 笔记本新增“R9-9955HX3D + 64G + 2T + RTX5090”规格，标配外置水冷售 31999 元（国补后 30499 元）</w:t>
+      </w:r>
+    </w:p>
+    <w:p>
+      <w:r>
+        <w:rPr>
+          <w:rFonts w:ascii="Times New Roman" w:hAnsi="Times New Roman" w:eastAsia="宋体"/>
+          <w:color w:val="888888"/>
+          <w:sz w:val="18"/>
+        </w:rPr>
+        <w:t>来源:IT之家 | 时间:09-14 14:13</w:t>
+      </w:r>
+    </w:p>
+    <w:p>
+      <w:r>
+        <w:rPr>
+          <w:rFonts w:ascii="Times New Roman" w:hAnsi="Times New Roman" w:eastAsia="宋体"/>
+          <w:sz w:val="18"/>
+        </w:rPr>
+        <w:t>链接:</w:t>
+      </w:r>
+      <w:hyperlink r:id="rId34">
+        <w:r>
+          <w:rPr>
+            <w:color w:val="0563C1"/>
+            <w:u w:val="single"/>
+          </w:rPr>
+          <w:t>机械革命苍龙 16 Ultra 笔记本新增“R9-9955HX3D + 64G + 2T + RTX5090”规格，标配外置水冷售 31999 元（国补后 30499 元）</w:t>
+        </w:r>
+      </w:hyperlink>
     </w:p>
     <w:p>
       <w:pPr>
@@ -1222,7 +1472,7 @@
           <w:rFonts w:ascii="Times New Roman" w:hAnsi="Times New Roman" w:eastAsia="宋体"/>
           <w:sz w:val="18"/>
         </w:rPr>
-        <w:t>IT之家(60)、GameLook(10)、HackerNews(1)、Bing新闻(4)</w:t>
+        <w:t>IT之家(60)、GameLook(10)、HackerNews(2)、Bing新闻(5)</w:t>
       </w:r>
     </w:p>
     <w:p>

--- a/briefings/线口监测午报-2026-09-14.docx
+++ b/briefings/线口监测午报-2026-09-14.docx
@@ -22,7 +22,7 @@
           <w:color w:val="888888"/>
           <w:sz w:val="18"/>
         </w:rPr>
-        <w:t>监测窗口:近48小时 | 生成时间:2026-09-14 14:20</w:t>
+        <w:t>监测窗口:近48小时 | 生成时间:2026-09-14 21:55</w:t>
       </w:r>
     </w:p>
     <w:p>
@@ -70,7 +70,7 @@
           <w:color w:val="888888"/>
           <w:sz w:val="24"/>
         </w:rPr>
-        <w:t>努比亚 NaviX Ultra 新机官宣搭载行业首个集成指纹识别独立 AI 按键</w:t>
+        <w:t>德国称暂停 AI 开发对欧洲而言不可行，呼吁中美参与 AI 治理</w:t>
       </w:r>
     </w:p>
     <w:p>
@@ -80,7 +80,7 @@
           <w:color w:val="888888"/>
           <w:sz w:val="18"/>
         </w:rPr>
-        <w:t>来源:IT之家 | 时间:09-14 14:05</w:t>
+        <w:t>来源:IT之家 | 时间:09-14 21:46</w:t>
       </w:r>
     </w:p>
     <w:p>
@@ -97,7 +97,7 @@
             <w:color w:val="0563C1"/>
             <w:u w:val="single"/>
           </w:rPr>
-          <w:t>努比亚 NaviX Ultra 新机官宣搭载行业首个集成指纹识别独立 AI 按键</w:t>
+          <w:t>德国称暂停 AI 开发对欧洲而言不可行，呼吁中美参与 AI 治理</w:t>
         </w:r>
       </w:hyperlink>
     </w:p>
@@ -121,7 +121,7 @@
           <w:color w:val="888888"/>
           <w:sz w:val="24"/>
         </w:rPr>
-        <w:t>芯片新创 Kepler 亮相：利用 FeRAM 与 3D 堆叠突破 AI 内存瓶颈</w:t>
+        <w:t>微软发布 37 页人文主义 AI 行为准则：强调“人比 AI 重要”，拒绝追逐无边界超级智能</w:t>
       </w:r>
     </w:p>
     <w:p>
@@ -131,7 +131,7 @@
           <w:color w:val="888888"/>
           <w:sz w:val="18"/>
         </w:rPr>
-        <w:t>来源:IT之家 | 时间:09-14 13:49</w:t>
+        <w:t>来源:IT之家 | 时间:09-14 21:29</w:t>
       </w:r>
     </w:p>
     <w:p>
@@ -148,7 +148,7 @@
             <w:color w:val="0563C1"/>
             <w:u w:val="single"/>
           </w:rPr>
-          <w:t>芯片新创 Kepler 亮相：利用 FeRAM 与 3D 堆叠突破 AI 内存瓶颈</w:t>
+          <w:t>微软发布 37 页人文主义 AI 行为准则：强调“人比 AI 重要”，拒绝追逐无边界超级智能</w:t>
         </w:r>
       </w:hyperlink>
     </w:p>
@@ -172,7 +172,7 @@
           <w:color w:val="888888"/>
           <w:sz w:val="24"/>
         </w:rPr>
-        <w:t>美国新提案遏制前沿 AI 发展，违规实体 / 开发者最高监禁 20 年</w:t>
+        <w:t>消息称高瓴创投合伙人严文韬有望加入 DeepSeek，担任首席财务官</w:t>
       </w:r>
     </w:p>
     <w:p>
@@ -182,7 +182,7 @@
           <w:color w:val="888888"/>
           <w:sz w:val="18"/>
         </w:rPr>
-        <w:t>来源:IT之家 | 时间:09-14 13:10</w:t>
+        <w:t>来源:IT之家 | 时间:09-14 20:20</w:t>
       </w:r>
     </w:p>
     <w:p>
@@ -199,7 +199,7 @@
             <w:color w:val="0563C1"/>
             <w:u w:val="single"/>
           </w:rPr>
-          <w:t>美国新提案遏制前沿 AI 发展，违规实体 / 开发者最高监禁 20 年</w:t>
+          <w:t>消息称高瓴创投合伙人严文韬有望加入 DeepSeek，担任首席财务官</w:t>
         </w:r>
       </w:hyperlink>
     </w:p>
@@ -223,7 +223,7 @@
           <w:color w:val="888888"/>
           <w:sz w:val="24"/>
         </w:rPr>
-        <w:t>苹果优质售后新案例：“免费”为 6 年旧款 MacBook Air 升级 M5 新款</w:t>
+        <w:t>Apple's Siri AI Can Be Swapped Out for Claude, ChatGPT, Code Shows</w:t>
       </w:r>
     </w:p>
     <w:p>
@@ -233,7 +233,7 @@
           <w:color w:val="888888"/>
           <w:sz w:val="18"/>
         </w:rPr>
-        <w:t>来源:IT之家 | 时间:09-14 11:42</w:t>
+        <w:t>来源:Hacker News | 时间:09-14 20:01</w:t>
       </w:r>
     </w:p>
     <w:p>
@@ -250,7 +250,7 @@
             <w:color w:val="0563C1"/>
             <w:u w:val="single"/>
           </w:rPr>
-          <w:t>苹果优质售后新案例：“免费”为 6 年旧款 MacBook Air 升级 M5 新款</w:t>
+          <w:t>Apple's Siri AI Can Be Swapped Out for Claude, ChatGPT, Code Shows</w:t>
         </w:r>
       </w:hyperlink>
     </w:p>
@@ -274,7 +274,7 @@
           <w:color w:val="888888"/>
           <w:sz w:val="24"/>
         </w:rPr>
-        <w:t>ANKER 联合飞书推出“安克 AI 会议耳机”：支持会议内容转写、实时双语翻译，1799 元</w:t>
+        <w:t>OpenAI 联合创始人布罗克曼：仅前沿 AI 大模型研发需放缓</w:t>
       </w:r>
     </w:p>
     <w:p>
@@ -284,7 +284,7 @@
           <w:color w:val="888888"/>
           <w:sz w:val="18"/>
         </w:rPr>
-        <w:t>来源:IT之家 | 时间:09-14 11:09</w:t>
+        <w:t>来源:IT之家 | 时间:09-14 17:41</w:t>
       </w:r>
     </w:p>
     <w:p>
@@ -301,7 +301,7 @@
             <w:color w:val="0563C1"/>
             <w:u w:val="single"/>
           </w:rPr>
-          <w:t>ANKER 联合飞书推出“安克 AI 会议耳机”：支持会议内容转写、实时双语翻译，1799 元</w:t>
+          <w:t>OpenAI 联合创始人布罗克曼：仅前沿 AI 大模型研发需放缓</w:t>
         </w:r>
       </w:hyperlink>
     </w:p>
@@ -325,7 +325,7 @@
           <w:color w:val="888888"/>
           <w:sz w:val="24"/>
         </w:rPr>
-        <w:t>闪鳞预告 S300 AIR 机箱：9L 体积，可装入 16 英寸行李箱</w:t>
+        <w:t>多家美国顶尖 AI 企业 CEO 呼吁放缓技术发展，全球 AI 概念股集体下挫</w:t>
       </w:r>
     </w:p>
     <w:p>
@@ -335,7 +335,7 @@
           <w:color w:val="888888"/>
           <w:sz w:val="18"/>
         </w:rPr>
-        <w:t>来源:IT之家 | 时间:09-14 11:05</w:t>
+        <w:t>来源:IT之家 | 时间:09-14 17:29</w:t>
       </w:r>
     </w:p>
     <w:p>
@@ -352,7 +352,7 @@
             <w:color w:val="0563C1"/>
             <w:u w:val="single"/>
           </w:rPr>
-          <w:t>闪鳞预告 S300 AIR 机箱：9L 体积，可装入 16 英寸行李箱</w:t>
+          <w:t>多家美国顶尖 AI 企业 CEO 呼吁放缓技术发展，全球 AI 概念股集体下挫</w:t>
         </w:r>
       </w:hyperlink>
     </w:p>
@@ -376,7 +376,7 @@
           <w:color w:val="888888"/>
           <w:sz w:val="24"/>
         </w:rPr>
-        <w:t>华为智能门锁 2 Pro 悦享版开启预约：搭 AI 3D 人脸识别 3.0 技术，配备应急备用供电系统，2699 元</w:t>
+        <w:t>怎样让不戴眼镜的人，愿意每天戴一副AI眼镜？|专访应用材料公司副总裁 Paul Meissner</w:t>
       </w:r>
     </w:p>
     <w:p>
@@ -386,7 +386,7 @@
           <w:color w:val="888888"/>
           <w:sz w:val="18"/>
         </w:rPr>
-        <w:t>来源:IT之家 | 时间:09-14 11:02</w:t>
+        <w:t>来源:Bing新闻 | 时间:09-14 10:54</w:t>
       </w:r>
     </w:p>
     <w:p>
@@ -403,109 +403,7 @@
             <w:color w:val="0563C1"/>
             <w:u w:val="single"/>
           </w:rPr>
-          <w:t>华为智能门锁 2 Pro 悦享版开启预约：搭 AI 3D 人脸识别 3.0 技术，配备应急备用供电系统，2699 元</w:t>
-        </w:r>
-      </w:hyperlink>
-    </w:p>
-    <w:p>
-      <w:pPr>
-        <w:pStyle w:val="Heading3"/>
-      </w:pPr>
-      <w:r>
-        <w:rPr>
-          <w:rFonts w:ascii="Times New Roman" w:hAnsi="Times New Roman" w:eastAsia="黑体"/>
-          <w:b w:val="0"/>
-          <w:color w:val="888888"/>
-          <w:sz w:val="24"/>
-        </w:rPr>
-        <w:t>【C级·参考】</w:t>
-      </w:r>
-      <w:r>
-        <w:rPr>
-          <w:rFonts w:ascii="Times New Roman" w:hAnsi="Times New Roman" w:eastAsia="黑体"/>
-          <w:b w:val="0"/>
-          <w:color w:val="888888"/>
-          <w:sz w:val="24"/>
-        </w:rPr>
-        <w:t>豆包手机助手消费者版发布：GUI 合作协议同步推出，三方 App 可允许 / 拒绝 AI 自动化操作</w:t>
-      </w:r>
-    </w:p>
-    <w:p>
-      <w:r>
-        <w:rPr>
-          <w:rFonts w:ascii="Times New Roman" w:hAnsi="Times New Roman" w:eastAsia="宋体"/>
-          <w:color w:val="888888"/>
-          <w:sz w:val="18"/>
-        </w:rPr>
-        <w:t>来源:IT之家 | 时间:09-14 10:54</w:t>
-      </w:r>
-    </w:p>
-    <w:p>
-      <w:r>
-        <w:rPr>
-          <w:rFonts w:ascii="Times New Roman" w:hAnsi="Times New Roman" w:eastAsia="宋体"/>
-          <w:sz w:val="18"/>
-        </w:rPr>
-        <w:t>链接:</w:t>
-      </w:r>
-      <w:hyperlink r:id="rId16">
-        <w:r>
-          <w:rPr>
-            <w:color w:val="0563C1"/>
-            <w:u w:val="single"/>
-          </w:rPr>
-          <w:t>豆包手机助手消费者版发布：GUI 合作协议同步推出，三方 App 可允许 / 拒绝 AI 自动化操作</w:t>
-        </w:r>
-      </w:hyperlink>
-    </w:p>
-    <w:p>
-      <w:pPr>
-        <w:pStyle w:val="Heading3"/>
-      </w:pPr>
-      <w:r>
-        <w:rPr>
-          <w:rFonts w:ascii="Times New Roman" w:hAnsi="Times New Roman" w:eastAsia="黑体"/>
-          <w:b w:val="0"/>
-          <w:color w:val="888888"/>
-          <w:sz w:val="24"/>
-        </w:rPr>
-        <w:t>【C级·参考】</w:t>
-      </w:r>
-      <w:r>
-        <w:rPr>
-          <w:rFonts w:ascii="Times New Roman" w:hAnsi="Times New Roman" w:eastAsia="黑体"/>
-          <w:b w:val="0"/>
-          <w:color w:val="888888"/>
-          <w:sz w:val="24"/>
-        </w:rPr>
-        <w:t>戴森旗下 R3 AI 扫拖机器人国行上架：30000Pa 吸力、70°C 热水深度洗地，6999 元</w:t>
-      </w:r>
-    </w:p>
-    <w:p>
-      <w:r>
-        <w:rPr>
-          <w:rFonts w:ascii="Times New Roman" w:hAnsi="Times New Roman" w:eastAsia="宋体"/>
-          <w:color w:val="888888"/>
-          <w:sz w:val="18"/>
-        </w:rPr>
-        <w:t>来源:IT之家 | 时间:09-14 10:53</w:t>
-      </w:r>
-    </w:p>
-    <w:p>
-      <w:r>
-        <w:rPr>
-          <w:rFonts w:ascii="Times New Roman" w:hAnsi="Times New Roman" w:eastAsia="宋体"/>
-          <w:sz w:val="18"/>
-        </w:rPr>
-        <w:t>链接:</w:t>
-      </w:r>
-      <w:hyperlink r:id="rId17">
-        <w:r>
-          <w:rPr>
-            <w:color w:val="0563C1"/>
-            <w:u w:val="single"/>
-          </w:rPr>
-          <w:t>戴森旗下 R3 AI 扫拖机器人国行上架：30000Pa 吸力、70°C 热水深度洗地，6999 元</w:t>
+          <w:t>怎样让不戴眼镜的人，愿意每天戴一副AI眼镜？|专访应用材料公司副总裁 Paul Meissner</w:t>
         </w:r>
       </w:hyperlink>
     </w:p>
@@ -550,13 +448,115 @@
         </w:rPr>
         <w:t>链接:</w:t>
       </w:r>
+      <w:hyperlink r:id="rId16">
+        <w:r>
+          <w:rPr>
+            <w:color w:val="0563C1"/>
+            <w:u w:val="single"/>
+          </w:rPr>
+          <w:t>The case against JPEG XL</w:t>
+        </w:r>
+      </w:hyperlink>
+    </w:p>
+    <w:p>
+      <w:pPr>
+        <w:pStyle w:val="Heading3"/>
+      </w:pPr>
+      <w:r>
+        <w:rPr>
+          <w:rFonts w:ascii="Times New Roman" w:hAnsi="Times New Roman" w:eastAsia="黑体"/>
+          <w:b w:val="0"/>
+          <w:color w:val="888888"/>
+          <w:sz w:val="24"/>
+        </w:rPr>
+        <w:t>【C级·参考】</w:t>
+      </w:r>
+      <w:r>
+        <w:rPr>
+          <w:rFonts w:ascii="Times New Roman" w:hAnsi="Times New Roman" w:eastAsia="黑体"/>
+          <w:b w:val="0"/>
+          <w:color w:val="888888"/>
+          <w:sz w:val="24"/>
+        </w:rPr>
+        <w:t>讯飞AI眼镜接入蚂蚁灵影AOS生态体系，从商务场景转向全场景生活服务</w:t>
+      </w:r>
+    </w:p>
+    <w:p>
+      <w:r>
+        <w:rPr>
+          <w:rFonts w:ascii="Times New Roman" w:hAnsi="Times New Roman" w:eastAsia="宋体"/>
+          <w:color w:val="888888"/>
+          <w:sz w:val="18"/>
+        </w:rPr>
+        <w:t>来源:Bing新闻 | 时间:09-14 02:42</w:t>
+      </w:r>
+    </w:p>
+    <w:p>
+      <w:r>
+        <w:rPr>
+          <w:rFonts w:ascii="Times New Roman" w:hAnsi="Times New Roman" w:eastAsia="宋体"/>
+          <w:sz w:val="18"/>
+        </w:rPr>
+        <w:t>链接:</w:t>
+      </w:r>
+      <w:hyperlink r:id="rId17">
+        <w:r>
+          <w:rPr>
+            <w:color w:val="0563C1"/>
+            <w:u w:val="single"/>
+          </w:rPr>
+          <w:t>讯飞AI眼镜接入蚂蚁灵影AOS生态体系，从商务场景转向全场景生活服务</w:t>
+        </w:r>
+      </w:hyperlink>
+    </w:p>
+    <w:p>
+      <w:pPr>
+        <w:pStyle w:val="Heading3"/>
+      </w:pPr>
+      <w:r>
+        <w:rPr>
+          <w:rFonts w:ascii="Times New Roman" w:hAnsi="Times New Roman" w:eastAsia="黑体"/>
+          <w:b w:val="0"/>
+          <w:color w:val="888888"/>
+          <w:sz w:val="24"/>
+        </w:rPr>
+        <w:t>【C级·参考】</w:t>
+      </w:r>
+      <w:r>
+        <w:rPr>
+          <w:rFonts w:ascii="Times New Roman" w:hAnsi="Times New Roman" w:eastAsia="黑体"/>
+          <w:b w:val="0"/>
+          <w:color w:val="888888"/>
+          <w:sz w:val="24"/>
+        </w:rPr>
+        <w:t>独家对话吴德周：从工具到Agent，AI眼镜的竞争逻辑变了</w:t>
+      </w:r>
+    </w:p>
+    <w:p>
+      <w:r>
+        <w:rPr>
+          <w:rFonts w:ascii="Times New Roman" w:hAnsi="Times New Roman" w:eastAsia="宋体"/>
+          <w:color w:val="888888"/>
+          <w:sz w:val="18"/>
+        </w:rPr>
+        <w:t>来源:Bing新闻 | 时间:09-14 02:18</w:t>
+      </w:r>
+    </w:p>
+    <w:p>
+      <w:r>
+        <w:rPr>
+          <w:rFonts w:ascii="Times New Roman" w:hAnsi="Times New Roman" w:eastAsia="宋体"/>
+          <w:sz w:val="18"/>
+        </w:rPr>
+        <w:t>链接:</w:t>
+      </w:r>
       <w:hyperlink r:id="rId18">
         <w:r>
           <w:rPr>
             <w:color w:val="0563C1"/>
             <w:u w:val="single"/>
           </w:rPr>
-          <w:t>The case against JPEG XL</w:t>
+          <w:t>独家对话吴德周：从工具到Agent，AI眼镜的竞争逻辑变了</w:t>
         </w:r>
       </w:hyperlink>
     </w:p>
@@ -622,7 +622,7 @@
           <w:color w:val="888888"/>
           <w:sz w:val="24"/>
         </w:rPr>
-        <w:t>【C级·参考】</w:t>
+        <w:t>【C级·参考|本地】</w:t>
       </w:r>
       <w:r>
         <w:rPr>
@@ -631,7 +631,7 @@
           <w:color w:val="888888"/>
           <w:sz w:val="24"/>
         </w:rPr>
-        <w:t>怎样让不戴眼镜的人，愿意每天戴一副AI眼镜？|专访应用材料公司副总裁 Paul Meissner</w:t>
+        <w:t>广州AI眼镜产业园正式动工，规划建设2.1平方公里产业集聚区</w:t>
       </w:r>
     </w:p>
     <w:p>
@@ -641,7 +641,7 @@
           <w:color w:val="888888"/>
           <w:sz w:val="18"/>
         </w:rPr>
-        <w:t>来源:Bing新闻 | 时间:09-13 20:52</w:t>
+        <w:t>来源:Bing新闻 | 时间:09-14 00:58</w:t>
       </w:r>
     </w:p>
     <w:p>
@@ -658,7 +658,70 @@
             <w:color w:val="0563C1"/>
             <w:u w:val="single"/>
           </w:rPr>
-          <w:t>怎样让不戴眼镜的人，愿意每天戴一副AI眼镜？|专访应用材料公司副总裁 Paul Meissner</w:t>
+          <w:t>广州AI眼镜产业园正式动工，规划建设2.1平方公里产业集聚区</w:t>
+        </w:r>
+      </w:hyperlink>
+    </w:p>
+    <w:p>
+      <w:pPr>
+        <w:pStyle w:val="Heading2"/>
+      </w:pPr>
+      <w:r>
+        <w:rPr>
+          <w:rFonts w:ascii="Times New Roman" w:hAnsi="Times New Roman" w:eastAsia="黑体"/>
+          <w:sz w:val="28"/>
+        </w:rPr>
+        <w:t>机器人/AI硬件</w:t>
+      </w:r>
+    </w:p>
+    <w:p>
+      <w:pPr>
+        <w:pStyle w:val="Heading3"/>
+      </w:pPr>
+      <w:r>
+        <w:rPr>
+          <w:rFonts w:ascii="Times New Roman" w:hAnsi="Times New Roman" w:eastAsia="黑体"/>
+          <w:b w:val="0"/>
+          <w:color w:val="888888"/>
+          <w:sz w:val="24"/>
+        </w:rPr>
+        <w:t>【C级·参考】</w:t>
+      </w:r>
+      <w:r>
+        <w:rPr>
+          <w:rFonts w:ascii="Times New Roman" w:hAnsi="Times New Roman" w:eastAsia="黑体"/>
+          <w:b w:val="0"/>
+          <w:color w:val="888888"/>
+          <w:sz w:val="24"/>
+        </w:rPr>
+        <w:t>小马智行发布第四代自动驾驶重卡 Robotruck，将于年内规模量产</w:t>
+      </w:r>
+    </w:p>
+    <w:p>
+      <w:r>
+        <w:rPr>
+          <w:rFonts w:ascii="Times New Roman" w:hAnsi="Times New Roman" w:eastAsia="宋体"/>
+          <w:color w:val="888888"/>
+          <w:sz w:val="18"/>
+        </w:rPr>
+        <w:t>来源:IT之家 | 时间:09-14 21:06</w:t>
+      </w:r>
+    </w:p>
+    <w:p>
+      <w:r>
+        <w:rPr>
+          <w:rFonts w:ascii="Times New Roman" w:hAnsi="Times New Roman" w:eastAsia="宋体"/>
+          <w:sz w:val="18"/>
+        </w:rPr>
+        <w:t>链接:</w:t>
+      </w:r>
+      <w:hyperlink r:id="rId21">
+        <w:r>
+          <w:rPr>
+            <w:color w:val="0563C1"/>
+            <w:u w:val="single"/>
+          </w:rPr>
+          <w:t>小马智行发布第四代自动驾驶重卡 Robotruck，将于年内规模量产</w:t>
         </w:r>
       </w:hyperlink>
     </w:p>
@@ -682,7 +745,7 @@
           <w:color w:val="888888"/>
           <w:sz w:val="24"/>
         </w:rPr>
-        <w:t>苹果新 CEO 特努斯谈 Meta“变态眼镜”风波：AI 智能设备需要让旁人安心</w:t>
+        <w:t>波士顿动力 IPO 计划遇阻：Atlas 人形机器人尚未大规模部署</w:t>
       </w:r>
     </w:p>
     <w:p>
@@ -692,7 +755,7 @@
           <w:color w:val="888888"/>
           <w:sz w:val="18"/>
         </w:rPr>
-        <w:t>来源:Bing新闻 | 时间:09-13 19:36</w:t>
+        <w:t>来源:IT之家 | 时间:09-14 17:30</w:t>
       </w:r>
     </w:p>
     <w:p>
@@ -703,13 +766,13 @@
         </w:rPr>
         <w:t>链接:</w:t>
       </w:r>
-      <w:hyperlink r:id="rId21">
+      <w:hyperlink r:id="rId22">
         <w:r>
           <w:rPr>
             <w:color w:val="0563C1"/>
             <w:u w:val="single"/>
           </w:rPr>
-          <w:t>苹果新 CEO 特努斯谈 Meta“变态眼镜”风波：AI 智能设备需要让旁人安心</w:t>
+          <w:t>波士顿动力 IPO 计划遇阻：Atlas 人形机器人尚未大规模部署</w:t>
         </w:r>
       </w:hyperlink>
     </w:p>
@@ -733,7 +796,7 @@
           <w:color w:val="888888"/>
           <w:sz w:val="24"/>
         </w:rPr>
-        <w:t>独家对话吴德周：从工具到Agent，AI眼镜的竞争逻辑变了</w:t>
+        <w:t>IDC 报告：2026Q2 全球家用清洁机器人市场出货约 1120.5 万台，同比增长 21.5%</w:t>
       </w:r>
     </w:p>
     <w:p>
@@ -743,7 +806,7 @@
           <w:color w:val="888888"/>
           <w:sz w:val="18"/>
         </w:rPr>
-        <w:t>来源:Bing新闻 | 时间:09-13 14:16</w:t>
+        <w:t>来源:IT之家 | 时间:09-14 17:16</w:t>
       </w:r>
     </w:p>
     <w:p>
@@ -754,13 +817,13 @@
         </w:rPr>
         <w:t>链接:</w:t>
       </w:r>
-      <w:hyperlink r:id="rId22">
+      <w:hyperlink r:id="rId23">
         <w:r>
           <w:rPr>
             <w:color w:val="0563C1"/>
             <w:u w:val="single"/>
           </w:rPr>
-          <w:t>独家对话吴德周：从工具到Agent，AI眼镜的竞争逻辑变了</w:t>
+          <w:t>IDC 报告：2026Q2 全球家用清洁机器人市场出货约 1120.5 万台，同比增长 21.5%</w:t>
         </w:r>
       </w:hyperlink>
     </w:p>
@@ -784,7 +847,7 @@
           <w:color w:val="888888"/>
           <w:sz w:val="24"/>
         </w:rPr>
-        <w:t>以创新能源解决方案释放AI眼镜全天候潜能 豪鹏科技亮相IFA 2026</w:t>
+        <w:t>蓝虫具身发布模块化人形机器人 Mantis Standard“小白”，0.98 万元起</w:t>
       </w:r>
     </w:p>
     <w:p>
@@ -794,87 +857,7 @@
           <w:color w:val="888888"/>
           <w:sz w:val="18"/>
         </w:rPr>
-        <w:t>来源:Bing新闻 | 时间:09-12 20:02</w:t>
-      </w:r>
-    </w:p>
-    <w:p>
-      <w:r>
-        <w:rPr>
-          <w:rFonts w:ascii="Times New Roman" w:hAnsi="Times New Roman" w:eastAsia="宋体"/>
-          <w:sz w:val="18"/>
-        </w:rPr>
-        <w:t>链接:</w:t>
-      </w:r>
-      <w:hyperlink r:id="rId23">
-        <w:r>
-          <w:rPr>
-            <w:color w:val="0563C1"/>
-            <w:u w:val="single"/>
-          </w:rPr>
-          <w:t>以创新能源解决方案释放AI眼镜全天候潜能 豪鹏科技亮相IFA 2026</w:t>
-        </w:r>
-      </w:hyperlink>
-    </w:p>
-    <w:p>
-      <w:pPr>
-        <w:pStyle w:val="Heading2"/>
-      </w:pPr>
-      <w:r>
-        <w:rPr>
-          <w:rFonts w:ascii="Times New Roman" w:hAnsi="Times New Roman" w:eastAsia="黑体"/>
-          <w:sz w:val="28"/>
-        </w:rPr>
-        <w:t>机器人/AI硬件</w:t>
-      </w:r>
-    </w:p>
-    <w:p>
-      <w:r>
-        <w:t>本线口暂无重要更新</w:t>
-      </w:r>
-    </w:p>
-    <w:p>
-      <w:pPr>
-        <w:pStyle w:val="Heading2"/>
-      </w:pPr>
-      <w:r>
-        <w:rPr>
-          <w:rFonts w:ascii="Times New Roman" w:hAnsi="Times New Roman" w:eastAsia="黑体"/>
-          <w:sz w:val="28"/>
-        </w:rPr>
-        <w:t>无人驾驶/低空/智慧出行</w:t>
-      </w:r>
-    </w:p>
-    <w:p>
-      <w:pPr>
-        <w:pStyle w:val="Heading3"/>
-      </w:pPr>
-      <w:r>
-        <w:rPr>
-          <w:rFonts w:ascii="Times New Roman" w:hAnsi="Times New Roman" w:eastAsia="黑体"/>
-          <w:b w:val="0"/>
-          <w:color w:val="888888"/>
-          <w:sz w:val="24"/>
-        </w:rPr>
-        <w:t>【C级·参考】</w:t>
-      </w:r>
-      <w:r>
-        <w:rPr>
-          <w:rFonts w:ascii="Times New Roman" w:hAnsi="Times New Roman" w:eastAsia="黑体"/>
-          <w:b w:val="0"/>
-          <w:color w:val="888888"/>
-          <w:sz w:val="24"/>
-        </w:rPr>
-        <w:t>奇瑞捷豹路虎神行者 8 官宣 9 月 19 日全国交付：华为乾崑智驾 ADS 5，28.99 万元起</w:t>
-      </w:r>
-    </w:p>
-    <w:p>
-      <w:r>
-        <w:rPr>
-          <w:rFonts w:ascii="Times New Roman" w:hAnsi="Times New Roman" w:eastAsia="宋体"/>
-          <w:color w:val="888888"/>
-          <w:sz w:val="18"/>
-        </w:rPr>
-        <w:t>来源:IT之家 | 时间:09-14 13:12</w:t>
+        <w:t>来源:IT之家 | 时间:09-14 16:45</w:t>
       </w:r>
     </w:p>
     <w:p>
@@ -891,111 +874,26 @@
             <w:color w:val="0563C1"/>
             <w:u w:val="single"/>
           </w:rPr>
-          <w:t>奇瑞捷豹路虎神行者 8 官宣 9 月 19 日全国交付：华为乾崑智驾 ADS 5，28.99 万元起</w:t>
+          <w:t>蓝虫具身发布模块化人形机器人 Mantis Standard“小白”，0.98 万元起</w:t>
         </w:r>
       </w:hyperlink>
     </w:p>
     <w:p>
       <w:pPr>
-        <w:pStyle w:val="Heading3"/>
+        <w:pStyle w:val="Heading2"/>
       </w:pPr>
       <w:r>
         <w:rPr>
           <w:rFonts w:ascii="Times New Roman" w:hAnsi="Times New Roman" w:eastAsia="黑体"/>
-          <w:b w:val="0"/>
-          <w:color w:val="888888"/>
-          <w:sz w:val="24"/>
+          <w:sz w:val="28"/>
         </w:rPr>
-        <w:t>【C级·参考】</w:t>
-      </w:r>
-      <w:r>
-        <w:rPr>
-          <w:rFonts w:ascii="Times New Roman" w:hAnsi="Times New Roman" w:eastAsia="黑体"/>
-          <w:b w:val="0"/>
-          <w:color w:val="888888"/>
-          <w:sz w:val="24"/>
-        </w:rPr>
-        <w:t>十万级唯一华为乾崑智驾 ADS 5 SE，东风风行星海 V6 新车定档 9 月 19 日上市</w:t>
+        <w:t>无人驾驶/低空/智慧出行</w:t>
       </w:r>
     </w:p>
     <w:p>
       <w:r>
-        <w:rPr>
-          <w:rFonts w:ascii="Times New Roman" w:hAnsi="Times New Roman" w:eastAsia="宋体"/>
-          <w:color w:val="888888"/>
-          <w:sz w:val="18"/>
-        </w:rPr>
-        <w:t>来源:IT之家 | 时间:09-14 13:05</w:t>
+        <w:t>本线口暂无重要更新</w:t>
       </w:r>
-    </w:p>
-    <w:p>
-      <w:r>
-        <w:rPr>
-          <w:rFonts w:ascii="Times New Roman" w:hAnsi="Times New Roman" w:eastAsia="宋体"/>
-          <w:sz w:val="18"/>
-        </w:rPr>
-        <w:t>链接:</w:t>
-      </w:r>
-      <w:hyperlink r:id="rId25">
-        <w:r>
-          <w:rPr>
-            <w:color w:val="0563C1"/>
-            <w:u w:val="single"/>
-          </w:rPr>
-          <w:t>十万级唯一华为乾崑智驾 ADS 5 SE，东风风行星海 V6 新车定档 9 月 19 日上市</w:t>
-        </w:r>
-      </w:hyperlink>
-    </w:p>
-    <w:p>
-      <w:pPr>
-        <w:pStyle w:val="Heading3"/>
-      </w:pPr>
-      <w:r>
-        <w:rPr>
-          <w:rFonts w:ascii="Times New Roman" w:hAnsi="Times New Roman" w:eastAsia="黑体"/>
-          <w:b w:val="0"/>
-          <w:color w:val="888888"/>
-          <w:sz w:val="24"/>
-        </w:rPr>
-        <w:t>【C级·参考】</w:t>
-      </w:r>
-      <w:r>
-        <w:rPr>
-          <w:rFonts w:ascii="Times New Roman" w:hAnsi="Times New Roman" w:eastAsia="黑体"/>
-          <w:b w:val="0"/>
-          <w:color w:val="888888"/>
-          <w:sz w:val="24"/>
-        </w:rPr>
-        <w:t>近距离看赛博无人驾驶电动车，特斯拉 Cybercab 官宣入华展览</w:t>
-      </w:r>
-    </w:p>
-    <w:p>
-      <w:r>
-        <w:rPr>
-          <w:rFonts w:ascii="Times New Roman" w:hAnsi="Times New Roman" w:eastAsia="宋体"/>
-          <w:color w:val="888888"/>
-          <w:sz w:val="18"/>
-        </w:rPr>
-        <w:t>来源:IT之家 | 时间:09-14 12:21</w:t>
-      </w:r>
-    </w:p>
-    <w:p>
-      <w:r>
-        <w:rPr>
-          <w:rFonts w:ascii="Times New Roman" w:hAnsi="Times New Roman" w:eastAsia="宋体"/>
-          <w:sz w:val="18"/>
-        </w:rPr>
-        <w:t>链接:</w:t>
-      </w:r>
-      <w:hyperlink r:id="rId26">
-        <w:r>
-          <w:rPr>
-            <w:color w:val="0563C1"/>
-            <w:u w:val="single"/>
-          </w:rPr>
-          <w:t>近距离看赛博无人驾驶电动车，特斯拉 Cybercab 官宣入华展览</w:t>
-        </w:r>
-      </w:hyperlink>
     </w:p>
     <w:p>
       <w:pPr>
@@ -1046,6 +944,57 @@
           <w:color w:val="888888"/>
           <w:sz w:val="24"/>
         </w:rPr>
+        <w:t>腾讯代理《彩虹六号：攻势》游戏明日二测，WeGame 预下载通道已开启</w:t>
+      </w:r>
+    </w:p>
+    <w:p>
+      <w:r>
+        <w:rPr>
+          <w:rFonts w:ascii="Times New Roman" w:hAnsi="Times New Roman" w:eastAsia="宋体"/>
+          <w:color w:val="888888"/>
+          <w:sz w:val="18"/>
+        </w:rPr>
+        <w:t>来源:IT之家 | 时间:09-14 17:38</w:t>
+      </w:r>
+    </w:p>
+    <w:p>
+      <w:r>
+        <w:rPr>
+          <w:rFonts w:ascii="Times New Roman" w:hAnsi="Times New Roman" w:eastAsia="宋体"/>
+          <w:sz w:val="18"/>
+        </w:rPr>
+        <w:t>链接:</w:t>
+      </w:r>
+      <w:hyperlink r:id="rId25">
+        <w:r>
+          <w:rPr>
+            <w:color w:val="0563C1"/>
+            <w:u w:val="single"/>
+          </w:rPr>
+          <w:t>腾讯代理《彩虹六号：攻势》游戏明日二测，WeGame 预下载通道已开启</w:t>
+        </w:r>
+      </w:hyperlink>
+    </w:p>
+    <w:p>
+      <w:pPr>
+        <w:pStyle w:val="Heading3"/>
+      </w:pPr>
+      <w:r>
+        <w:rPr>
+          <w:rFonts w:ascii="Times New Roman" w:hAnsi="Times New Roman" w:eastAsia="黑体"/>
+          <w:b w:val="0"/>
+          <w:color w:val="888888"/>
+          <w:sz w:val="24"/>
+        </w:rPr>
+        <w:t>【C级·参考】</w:t>
+      </w:r>
+      <w:r>
+        <w:rPr>
+          <w:rFonts w:ascii="Times New Roman" w:hAnsi="Times New Roman" w:eastAsia="黑体"/>
+          <w:b w:val="0"/>
+          <w:color w:val="888888"/>
+          <w:sz w:val="24"/>
+        </w:rPr>
         <w:t>腾讯不要的团队做出爆款：《Wardogs》Steam首日34万在线、服务器挤爆</w:t>
       </w:r>
     </w:p>
@@ -1067,7 +1016,7 @@
         </w:rPr>
         <w:t>链接:</w:t>
       </w:r>
-      <w:hyperlink r:id="rId27">
+      <w:hyperlink r:id="rId26">
         <w:r>
           <w:rPr>
             <w:color w:val="0563C1"/>
@@ -1118,7 +1067,7 @@
         </w:rPr>
         <w:t>链接:</w:t>
       </w:r>
-      <w:hyperlink r:id="rId28">
+      <w:hyperlink r:id="rId27">
         <w:r>
           <w:rPr>
             <w:color w:val="0563C1"/>
@@ -1169,7 +1118,7 @@
         </w:rPr>
         <w:t>链接:</w:t>
       </w:r>
-      <w:hyperlink r:id="rId29">
+      <w:hyperlink r:id="rId28">
         <w:r>
           <w:rPr>
             <w:color w:val="0563C1"/>
@@ -1220,7 +1169,7 @@
         </w:rPr>
         <w:t>链接:</w:t>
       </w:r>
-      <w:hyperlink r:id="rId30">
+      <w:hyperlink r:id="rId29">
         <w:r>
           <w:rPr>
             <w:color w:val="0563C1"/>
@@ -1271,7 +1220,7 @@
         </w:rPr>
         <w:t>链接:</w:t>
       </w:r>
-      <w:hyperlink r:id="rId31">
+      <w:hyperlink r:id="rId30">
         <w:r>
           <w:rPr>
             <w:color w:val="0563C1"/>
@@ -1322,7 +1271,7 @@
         </w:rPr>
         <w:t>链接:</w:t>
       </w:r>
-      <w:hyperlink r:id="rId32">
+      <w:hyperlink r:id="rId31">
         <w:r>
           <w:rPr>
             <w:color w:val="0563C1"/>
@@ -1373,7 +1322,7 @@
         </w:rPr>
         <w:t>链接:</w:t>
       </w:r>
-      <w:hyperlink r:id="rId33">
+      <w:hyperlink r:id="rId32">
         <w:r>
           <w:rPr>
             <w:color w:val="0563C1"/>
@@ -1415,7 +1364,7 @@
           <w:color w:val="888888"/>
           <w:sz w:val="24"/>
         </w:rPr>
-        <w:t>机械革命苍龙 16 Ultra 笔记本新增“R9-9955HX3D + 64G + 2T + RTX5090”规格，标配外置水冷售 31999 元（国补后 30499 元）</w:t>
+        <w:t>雷鸟鹤 6 Ultra 竞技款 4K 150Hz QD-Mini LED 电视首销，券后国补价 3999 元起</w:t>
       </w:r>
     </w:p>
     <w:p>
@@ -1425,7 +1374,7 @@
           <w:color w:val="888888"/>
           <w:sz w:val="18"/>
         </w:rPr>
-        <w:t>来源:IT之家 | 时间:09-14 14:13</w:t>
+        <w:t>来源:IT之家 | 时间:09-14 19:49</w:t>
       </w:r>
     </w:p>
     <w:p>
@@ -1436,13 +1385,13 @@
         </w:rPr>
         <w:t>链接:</w:t>
       </w:r>
-      <w:hyperlink r:id="rId34">
+      <w:hyperlink r:id="rId33">
         <w:r>
           <w:rPr>
             <w:color w:val="0563C1"/>
             <w:u w:val="single"/>
           </w:rPr>
-          <w:t>机械革命苍龙 16 Ultra 笔记本新增“R9-9955HX3D + 64G + 2T + RTX5090”规格，标配外置水冷售 31999 元（国补后 30499 元）</w:t>
+          <w:t>雷鸟鹤 6 Ultra 竞技款 4K 150Hz QD-Mini LED 电视首销，券后国补价 3999 元起</w:t>
         </w:r>
       </w:hyperlink>
     </w:p>
@@ -1472,7 +1421,7 @@
           <w:rFonts w:ascii="Times New Roman" w:hAnsi="Times New Roman" w:eastAsia="宋体"/>
           <w:sz w:val="18"/>
         </w:rPr>
-        <w:t>IT之家(60)、GameLook(10)、HackerNews(2)、Bing新闻(5)</w:t>
+        <w:t>IT之家(60)、GameLook(12)、HackerNews(4)、Bing新闻(5)</w:t>
       </w:r>
     </w:p>
     <w:p>

--- a/briefings/线口监测午报-2026-09-14.docx
+++ b/briefings/线口监测午报-2026-09-14.docx
@@ -22,7 +22,7 @@
           <w:color w:val="888888"/>
           <w:sz w:val="18"/>
         </w:rPr>
-        <w:t>监测窗口:近48小时 | 生成时间:2026-09-14 21:55</w:t>
+        <w:t>监测窗口:近48小时 | 生成时间:2026-09-14 22:58</w:t>
       </w:r>
     </w:p>
     <w:p>
@@ -478,7 +478,7 @@
           <w:color w:val="888888"/>
           <w:sz w:val="24"/>
         </w:rPr>
-        <w:t>讯飞AI眼镜接入蚂蚁灵影AOS生态体系，从商务场景转向全场景生活服务</w:t>
+        <w:t>热点丨WorkBuddy开放了Agent底座，腾讯AI打法转向激进加速外扩</w:t>
       </w:r>
     </w:p>
     <w:p>
@@ -488,7 +488,7 @@
           <w:color w:val="888888"/>
           <w:sz w:val="18"/>
         </w:rPr>
-        <w:t>来源:Bing新闻 | 时间:09-14 02:42</w:t>
+        <w:t>来源:Bing新闻 | 时间:09-14 07:30</w:t>
       </w:r>
     </w:p>
     <w:p>
@@ -505,58 +505,7 @@
             <w:color w:val="0563C1"/>
             <w:u w:val="single"/>
           </w:rPr>
-          <w:t>讯飞AI眼镜接入蚂蚁灵影AOS生态体系，从商务场景转向全场景生活服务</w:t>
-        </w:r>
-      </w:hyperlink>
-    </w:p>
-    <w:p>
-      <w:pPr>
-        <w:pStyle w:val="Heading3"/>
-      </w:pPr>
-      <w:r>
-        <w:rPr>
-          <w:rFonts w:ascii="Times New Roman" w:hAnsi="Times New Roman" w:eastAsia="黑体"/>
-          <w:b w:val="0"/>
-          <w:color w:val="888888"/>
-          <w:sz w:val="24"/>
-        </w:rPr>
-        <w:t>【C级·参考】</w:t>
-      </w:r>
-      <w:r>
-        <w:rPr>
-          <w:rFonts w:ascii="Times New Roman" w:hAnsi="Times New Roman" w:eastAsia="黑体"/>
-          <w:b w:val="0"/>
-          <w:color w:val="888888"/>
-          <w:sz w:val="24"/>
-        </w:rPr>
-        <w:t>独家对话吴德周：从工具到Agent，AI眼镜的竞争逻辑变了</w:t>
-      </w:r>
-    </w:p>
-    <w:p>
-      <w:r>
-        <w:rPr>
-          <w:rFonts w:ascii="Times New Roman" w:hAnsi="Times New Roman" w:eastAsia="宋体"/>
-          <w:color w:val="888888"/>
-          <w:sz w:val="18"/>
-        </w:rPr>
-        <w:t>来源:Bing新闻 | 时间:09-14 02:18</w:t>
-      </w:r>
-    </w:p>
-    <w:p>
-      <w:r>
-        <w:rPr>
-          <w:rFonts w:ascii="Times New Roman" w:hAnsi="Times New Roman" w:eastAsia="宋体"/>
-          <w:sz w:val="18"/>
-        </w:rPr>
-        <w:t>链接:</w:t>
-      </w:r>
-      <w:hyperlink r:id="rId18">
-        <w:r>
-          <w:rPr>
-            <w:color w:val="0563C1"/>
-            <w:u w:val="single"/>
-          </w:rPr>
-          <w:t>独家对话吴德周：从工具到Agent，AI眼镜的竞争逻辑变了</w:t>
+          <w:t>热点丨WorkBuddy开放了Agent底座，腾讯AI打法转向激进加速外扩</w:t>
         </w:r>
       </w:hyperlink>
     </w:p>
@@ -601,7 +550,7 @@
         </w:rPr>
         <w:t>链接:</w:t>
       </w:r>
-      <w:hyperlink r:id="rId19">
+      <w:hyperlink r:id="rId18">
         <w:r>
           <w:rPr>
             <w:color w:val="0563C1"/>
@@ -622,7 +571,7 @@
           <w:color w:val="888888"/>
           <w:sz w:val="24"/>
         </w:rPr>
-        <w:t>【C级·参考|本地】</w:t>
+        <w:t>【C级·参考】</w:t>
       </w:r>
       <w:r>
         <w:rPr>
@@ -631,7 +580,7 @@
           <w:color w:val="888888"/>
           <w:sz w:val="24"/>
         </w:rPr>
-        <w:t>广州AI眼镜产业园正式动工，规划建设2.1平方公里产业集聚区</w:t>
+        <w:t>AI眼镜热度升温，可穿戴硬件产业链寻找新入口</w:t>
       </w:r>
     </w:p>
     <w:p>
@@ -641,7 +590,58 @@
           <w:color w:val="888888"/>
           <w:sz w:val="18"/>
         </w:rPr>
-        <w:t>来源:Bing新闻 | 时间:09-14 00:58</w:t>
+        <w:t>来源:Bing新闻 | 时间:09-14 01:00</w:t>
+      </w:r>
+    </w:p>
+    <w:p>
+      <w:r>
+        <w:rPr>
+          <w:rFonts w:ascii="Times New Roman" w:hAnsi="Times New Roman" w:eastAsia="宋体"/>
+          <w:sz w:val="18"/>
+        </w:rPr>
+        <w:t>链接:</w:t>
+      </w:r>
+      <w:hyperlink r:id="rId19">
+        <w:r>
+          <w:rPr>
+            <w:color w:val="0563C1"/>
+            <w:u w:val="single"/>
+          </w:rPr>
+          <w:t>AI眼镜热度升温，可穿戴硬件产业链寻找新入口</w:t>
+        </w:r>
+      </w:hyperlink>
+    </w:p>
+    <w:p>
+      <w:pPr>
+        <w:pStyle w:val="Heading3"/>
+      </w:pPr>
+      <w:r>
+        <w:rPr>
+          <w:rFonts w:ascii="Times New Roman" w:hAnsi="Times New Roman" w:eastAsia="黑体"/>
+          <w:b w:val="0"/>
+          <w:color w:val="888888"/>
+          <w:sz w:val="24"/>
+        </w:rPr>
+        <w:t>【C级·参考】</w:t>
+      </w:r>
+      <w:r>
+        <w:rPr>
+          <w:rFonts w:ascii="Times New Roman" w:hAnsi="Times New Roman" w:eastAsia="黑体"/>
+          <w:b w:val="0"/>
+          <w:color w:val="888888"/>
+          <w:sz w:val="24"/>
+        </w:rPr>
+        <w:t>独家对话吴德周：从工具到Agent，AI眼镜的竞争逻辑变了</w:t>
+      </w:r>
+    </w:p>
+    <w:p>
+      <w:r>
+        <w:rPr>
+          <w:rFonts w:ascii="Times New Roman" w:hAnsi="Times New Roman" w:eastAsia="宋体"/>
+          <w:color w:val="888888"/>
+          <w:sz w:val="18"/>
+        </w:rPr>
+        <w:t>来源:Bing新闻 | 时间:09-13 14:16</w:t>
       </w:r>
     </w:p>
     <w:p>
@@ -658,7 +658,7 @@
             <w:color w:val="0563C1"/>
             <w:u w:val="single"/>
           </w:rPr>
-          <w:t>广州AI眼镜产业园正式动工，规划建设2.1平方公里产业集聚区</w:t>
+          <w:t>独家对话吴德周：从工具到Agent，AI眼镜的竞争逻辑变了</w:t>
         </w:r>
       </w:hyperlink>
     </w:p>
@@ -673,6 +673,57 @@
         </w:rPr>
         <w:t>机器人/AI硬件</w:t>
       </w:r>
+    </w:p>
+    <w:p>
+      <w:pPr>
+        <w:pStyle w:val="Heading3"/>
+      </w:pPr>
+      <w:r>
+        <w:rPr>
+          <w:rFonts w:ascii="Times New Roman" w:hAnsi="Times New Roman" w:eastAsia="黑体"/>
+          <w:b w:val="0"/>
+          <w:color w:val="888888"/>
+          <w:sz w:val="24"/>
+        </w:rPr>
+        <w:t>【C级·参考】</w:t>
+      </w:r>
+      <w:r>
+        <w:rPr>
+          <w:rFonts w:ascii="Times New Roman" w:hAnsi="Times New Roman" w:eastAsia="黑体"/>
+          <w:b w:val="0"/>
+          <w:color w:val="888888"/>
+          <w:sz w:val="24"/>
+        </w:rPr>
+        <w:t>小米雷军现身宇树科技，和王兴兴观看人形机器人表演</w:t>
+      </w:r>
+    </w:p>
+    <w:p>
+      <w:r>
+        <w:rPr>
+          <w:rFonts w:ascii="Times New Roman" w:hAnsi="Times New Roman" w:eastAsia="宋体"/>
+          <w:color w:val="888888"/>
+          <w:sz w:val="18"/>
+        </w:rPr>
+        <w:t>来源:IT之家 | 时间:09-14 22:40</w:t>
+      </w:r>
+    </w:p>
+    <w:p>
+      <w:r>
+        <w:rPr>
+          <w:rFonts w:ascii="Times New Roman" w:hAnsi="Times New Roman" w:eastAsia="宋体"/>
+          <w:sz w:val="18"/>
+        </w:rPr>
+        <w:t>链接:</w:t>
+      </w:r>
+      <w:hyperlink r:id="rId21">
+        <w:r>
+          <w:rPr>
+            <w:color w:val="0563C1"/>
+            <w:u w:val="single"/>
+          </w:rPr>
+          <w:t>小米雷军现身宇树科技，和王兴兴观看人形机器人表演</w:t>
+        </w:r>
+      </w:hyperlink>
     </w:p>
     <w:p>
       <w:pPr>
@@ -715,7 +766,7 @@
         </w:rPr>
         <w:t>链接:</w:t>
       </w:r>
-      <w:hyperlink r:id="rId21">
+      <w:hyperlink r:id="rId22">
         <w:r>
           <w:rPr>
             <w:color w:val="0563C1"/>
@@ -766,7 +817,7 @@
         </w:rPr>
         <w:t>链接:</w:t>
       </w:r>
-      <w:hyperlink r:id="rId22">
+      <w:hyperlink r:id="rId23">
         <w:r>
           <w:rPr>
             <w:color w:val="0563C1"/>
@@ -817,7 +868,7 @@
         </w:rPr>
         <w:t>链接:</w:t>
       </w:r>
-      <w:hyperlink r:id="rId23">
+      <w:hyperlink r:id="rId24">
         <w:r>
           <w:rPr>
             <w:color w:val="0563C1"/>
@@ -868,7 +919,7 @@
         </w:rPr>
         <w:t>链接:</w:t>
       </w:r>
-      <w:hyperlink r:id="rId24">
+      <w:hyperlink r:id="rId25">
         <w:r>
           <w:rPr>
             <w:color w:val="0563C1"/>
@@ -965,7 +1016,7 @@
         </w:rPr>
         <w:t>链接:</w:t>
       </w:r>
-      <w:hyperlink r:id="rId25">
+      <w:hyperlink r:id="rId26">
         <w:r>
           <w:rPr>
             <w:color w:val="0563C1"/>
@@ -1016,7 +1067,7 @@
         </w:rPr>
         <w:t>链接:</w:t>
       </w:r>
-      <w:hyperlink r:id="rId26">
+      <w:hyperlink r:id="rId27">
         <w:r>
           <w:rPr>
             <w:color w:val="0563C1"/>
@@ -1067,7 +1118,7 @@
         </w:rPr>
         <w:t>链接:</w:t>
       </w:r>
-      <w:hyperlink r:id="rId27">
+      <w:hyperlink r:id="rId28">
         <w:r>
           <w:rPr>
             <w:color w:val="0563C1"/>
@@ -1118,7 +1169,7 @@
         </w:rPr>
         <w:t>链接:</w:t>
       </w:r>
-      <w:hyperlink r:id="rId28">
+      <w:hyperlink r:id="rId29">
         <w:r>
           <w:rPr>
             <w:color w:val="0563C1"/>
@@ -1169,7 +1220,7 @@
         </w:rPr>
         <w:t>链接:</w:t>
       </w:r>
-      <w:hyperlink r:id="rId29">
+      <w:hyperlink r:id="rId30">
         <w:r>
           <w:rPr>
             <w:color w:val="0563C1"/>
@@ -1220,7 +1271,7 @@
         </w:rPr>
         <w:t>链接:</w:t>
       </w:r>
-      <w:hyperlink r:id="rId30">
+      <w:hyperlink r:id="rId31">
         <w:r>
           <w:rPr>
             <w:color w:val="0563C1"/>
@@ -1271,7 +1322,7 @@
         </w:rPr>
         <w:t>链接:</w:t>
       </w:r>
-      <w:hyperlink r:id="rId31">
+      <w:hyperlink r:id="rId32">
         <w:r>
           <w:rPr>
             <w:color w:val="0563C1"/>
@@ -1322,7 +1373,7 @@
         </w:rPr>
         <w:t>链接:</w:t>
       </w:r>
-      <w:hyperlink r:id="rId32">
+      <w:hyperlink r:id="rId33">
         <w:r>
           <w:rPr>
             <w:color w:val="0563C1"/>
@@ -1385,7 +1436,7 @@
         </w:rPr>
         <w:t>链接:</w:t>
       </w:r>
-      <w:hyperlink r:id="rId33">
+      <w:hyperlink r:id="rId34">
         <w:r>
           <w:rPr>
             <w:color w:val="0563C1"/>
